--- a/МатМодиИИ/ФОС/ОС_Б1.О.01.02_Экономика.docx
+++ b/МатМодиИИ/ФОС/ОС_Б1.О.01.02_Экономика.docx
@@ -791,7 +791,7 @@
           <w:szCs w:val="24"/>
           <w:lang w:val="ru-RU" w:eastAsia="zh-CN"/>
         </w:rPr>
-        <w:t>ПАСПОРТ ОЦЕНОЧНЫХ МАТЕРИАЛОВ ПО ДИСЦИПЛИНЕ ДЛЯ ПРОМЕЖУТОЧНОЙ АТТЕСТАЦИИ</w:t>
+        <w:t>ПАСПОРТ ОЦЕНОЧНЫХ МАТЕРИАЛОВ ПО ДИСЦИПЛИНЕ (МОДУЛЮ) ДЛЯ ПРОМЕЖУТОЧНОЙ АТТЕСТАЦИИ (ЗАЧЕТ)</w:t>
       </w:r>
       <w:r>
         <w:rPr>
@@ -800,7 +800,7 @@
           <w:szCs w:val="24"/>
           <w:lang w:val="ru-RU" w:eastAsia="zh-CN"/>
         </w:rPr>
-        <w:t xml:space="preserve"> </w:t>
+        <w:t xml:space="preserve"/>
       </w:r>
       <w:r>
         <w:rPr>
@@ -809,7 +809,7 @@
           <w:szCs w:val="24"/>
           <w:lang w:val="ru-RU" w:eastAsia="zh-CN"/>
         </w:rPr>
-        <w:t>(ЗАЧЕТ</w:t>
+        <w:t/>
       </w:r>
       <w:r>
         <w:rPr>
@@ -818,7 +818,7 @@
           <w:szCs w:val="24"/>
           <w:lang w:val="ru-RU" w:eastAsia="zh-CN"/>
         </w:rPr>
-        <w:t>)</w:t>
+        <w:t/>
       </w:r>
     </w:p>
     <w:tbl>

--- a/МатМодиИИ/ФОС/ОС_Б1.О.01.02_Экономика.docx
+++ b/МатМодиИИ/ФОС/ОС_Б1.О.01.02_Экономика.docx
@@ -269,7 +269,7 @@
           <w:sz w:val="24"/>
           <w:szCs w:val="24"/>
         </w:rPr>
-        <w:t xml:space="preserve"> /практике</w:t>
+        <w:t/>
       </w:r>
     </w:p>
     <w:p>
@@ -686,7 +686,7 @@
     <w:p>
       <w:pPr>
         <w:pStyle w:val="a6"/>
-        <w:spacing w:after="0" w:line="240" w:lineRule="auto"/>
+        <w:spacing w:before="3944" w:after="0" w:line="240" w:lineRule="auto"/>
         <w:ind w:right="275" w:firstLine="0"/>
         <w:jc w:val="center"/>
         <w:rPr>
@@ -695,6 +695,16 @@
           <w:szCs w:val="24"/>
         </w:rPr>
       </w:pPr>
+      <w:r>
+        <w:rPr>
+          <w:rFonts w:ascii="Times New Roman" w:hAnsi="Times New Roman"/>
+          <w:b w:val="0"/>
+          <w:i w:val="0"/>
+          <w:sz w:val="24"/>
+          <w:szCs w:val="24"/>
+        </w:rPr>
+        <w:t>Рязань 2026</w:t>
+      </w:r>
     </w:p>
     <w:p>
       <w:pPr>
